--- a/docs/docx/ATC_Full_User_Guide_PT-PT.docx
+++ b/docs/docx/ATC_Full_User_Guide_PT-PT.docx
@@ -20,7 +20,7 @@
     </w:p>
     <w:p>
       <w:r>
-        <w:t>Versão: ATC 2.1.7</w:t>
+        <w:t>Versão: ATC 2.1.9</w:t>
       </w:r>
     </w:p>
     <w:p>
@@ -40,12 +40,12 @@
     </w:p>
     <w:p>
       <w:r>
-        <w:t>(ATC). Foi construído a partir do guia online existente, da documentação 2.1.7</w:t>
-      </w:r>
-    </w:p>
-    <w:p>
-      <w:r>
-        <w:t>atual e da cobertura automatizada de regressão deste repositório.</w:t>
+        <w:t>(ATC). Foi construído a partir do guia online existente, da documentação 2.1.8</w:t>
+      </w:r>
+    </w:p>
+    <w:p>
+      <w:r>
+        <w:t>e das atualizações para 2.1.9 e da cobertura automatizada de regressão deste repositório.</w:t>
       </w:r>
     </w:p>
     <w:p>
@@ -532,7 +532,7 @@
     </w:p>
     <w:p>
       <w:r>
-        <w:t>O ATC 2.1.7 inclui editor de linha:</w:t>
+        <w:t>O ATC 2.1.9 inclui editor de linha:</w:t>
       </w:r>
     </w:p>
     <w:p>
@@ -652,7 +652,7 @@
     </w:p>
     <w:p>
       <w:r>
-        <w:t>O ATC 2.1.7 suporta:</w:t>
+        <w:t>O ATC 2.1.9 suporta:</w:t>
       </w:r>
     </w:p>
     <w:p>
@@ -1601,6 +1601,31 @@
       </w:r>
     </w:p>
     <w:p>
+      <w:r>
+        <w:t>O comando solver(...) suporta caminhos de resolução numérica e normalizações</w:t>
+      </w:r>
+    </w:p>
+    <w:p>
+      <w:r>
+        <w:t>rápidas selecionadas. O ATC 2.1.9 valida cada candidato na expressão original</w:t>
+      </w:r>
+    </w:p>
+    <w:p>
+      <w:r>
+        <w:t>antes de o devolver. Uma solução pode ser real ou complexa. Se o caminho</w:t>
+      </w:r>
+    </w:p>
+    <w:p>
+      <w:r>
+        <w:t>anterior do solver não produzir uma raiz válida, é tentado um fallback numérico</w:t>
+      </w:r>
+    </w:p>
+    <w:p>
+      <w:r>
+        <w:t>geral.</w:t>
+      </w:r>
+    </w:p>
+    <w:p>
       <w:pPr>
         <w:pStyle w:val="NoSpacing"/>
       </w:pPr>
@@ -1628,6 +1653,41 @@
         <w:t>solver(((x-5)(x+2))/(x-5))</w:t>
         <w:br/>
         <w:t>solver((x-e+pii)(x-e-pii))</w:t>
+        <w:br/>
+        <w:t>solver(x^2-2)</w:t>
+        <w:br/>
+        <w:t>solver(x^2+1)</w:t>
+        <w:br/>
+        <w:t>solver(x^2-2i)</w:t>
+        <w:br/>
+        <w:t>solver(x^2+22)</w:t>
+      </w:r>
+    </w:p>
+    <w:p>
+      <w:r>
+        <w:t>Os últimos quatro exemplos cobrem raízes polinomiais reais e complexas</w:t>
+      </w:r>
+    </w:p>
+    <w:p>
+      <w:r>
+        <w:t>validadas. Quando nenhum candidato satisfaz a expressão original, o ATC</w:t>
+      </w:r>
+    </w:p>
+    <w:p>
+      <w:r>
+        <w:t>apresenta:</w:t>
+      </w:r>
+    </w:p>
+    <w:p>
+      <w:pPr>
+        <w:pStyle w:val="NoSpacing"/>
+      </w:pPr>
+      <w:r>
+        <w:rPr>
+          <w:rFonts w:ascii="Consolas" w:hAnsi="Consolas"/>
+          <w:sz w:val="18"/>
+        </w:rPr>
+        <w:t>ATC was unable to find a valid solution.</w:t>
       </w:r>
     </w:p>
     <w:p>
@@ -2305,19 +2365,15 @@
     </w:p>
     <w:p>
       <w:r>
-        <w:t>O cookbook dedicado esta disponível em:</w:t>
-      </w:r>
-    </w:p>
-    <w:p>
-      <w:pPr>
-        <w:pStyle w:val="NoSpacing"/>
-      </w:pPr>
-      <w:r>
-        <w:rPr>
-          <w:rFonts w:ascii="Consolas" w:hAnsi="Consolas"/>
-          <w:sz w:val="18"/>
-        </w:rPr>
-        <w:t>docs/pt-PT/ATC_Cookbook.md</w:t>
+        <w:t>Documentação online do projeto:</w:t>
+      </w:r>
+    </w:p>
+    <w:p>
+      <w:pPr>
+        <w:pStyle w:val="ListBullet"/>
+      </w:pPr>
+      <w:r>
+        <w:t>Cookbook do ATC</w:t>
       </w:r>
     </w:p>
     <w:p>
@@ -2470,7 +2526,135 @@
     </w:p>
     <w:p>
       <w:r>
-        <w:t>O guia dedicado de boas práticas esta disponível em:</w:t>
+        <w:t>Documentação online do projeto:</w:t>
+      </w:r>
+    </w:p>
+    <w:p>
+      <w:pPr>
+        <w:pStyle w:val="ListBullet"/>
+      </w:pPr>
+      <w:r>
+        <w:t>Boas práticas do ATC</w:t>
+      </w:r>
+    </w:p>
+    <w:p>
+      <w:r>
+        <w:t>Usar para workflows fiáveis: começar por expressões pequenas, confirmar modo</w:t>
+      </w:r>
+    </w:p>
+    <w:p>
+      <w:r>
+        <w:t>angular, validar parenteses, escolher o solver certo, usar TXT para lotes</w:t>
+      </w:r>
+    </w:p>
+    <w:p>
+      <w:r>
+        <w:t>reprodutíveis e evitar comportamento não documentado.</w:t>
+      </w:r>
+    </w:p>
+    <w:p>
+      <w:pPr>
+        <w:pStyle w:val="Heading2"/>
+      </w:pPr>
+      <w:r>
+        <w:t>38. Resolucao de problemas</w:t>
+      </w:r>
+    </w:p>
+    <w:p>
+      <w:r>
+        <w:t>Se uma expressão falhar:</w:t>
+      </w:r>
+    </w:p>
+    <w:p>
+      <w:pPr>
+        <w:pStyle w:val="ListBullet"/>
+      </w:pPr>
+      <w:r>
+        <w:t>verificar parenteses;</w:t>
+      </w:r>
+    </w:p>
+    <w:p>
+      <w:pPr>
+        <w:pStyle w:val="ListBullet"/>
+      </w:pPr>
+      <w:r>
+        <w:t>verificar modo angular;</w:t>
+      </w:r>
+    </w:p>
+    <w:p>
+      <w:pPr>
+        <w:pStyle w:val="ListBullet"/>
+      </w:pPr>
+      <w:r>
+        <w:t>confirmar se deve usar _ para negativo;</w:t>
+      </w:r>
+    </w:p>
+    <w:p>
+      <w:pPr>
+        <w:pStyle w:val="ListBullet"/>
+      </w:pPr>
+      <w:r>
+        <w:t>confirmar se o comando e interativo;</w:t>
+      </w:r>
+    </w:p>
+    <w:p>
+      <w:pPr>
+        <w:pStyle w:val="ListBullet"/>
+      </w:pPr>
+      <w:r>
+        <w:t>testar partes menores da expressão;</w:t>
+      </w:r>
+    </w:p>
+    <w:p>
+      <w:pPr>
+        <w:pStyle w:val="ListBullet"/>
+      </w:pPr>
+      <w:r>
+        <w:t>usar verbose resolution(1);</w:t>
+      </w:r>
+    </w:p>
+    <w:p>
+      <w:pPr>
+        <w:pStyle w:val="ListBullet"/>
+      </w:pPr>
+      <w:r>
+        <w:t>confirmar se a funcionalidade esta documentada e coberta por testes.</w:t>
+      </w:r>
+    </w:p>
+    <w:p>
+      <w:pPr>
+        <w:pStyle w:val="Heading2"/>
+      </w:pPr>
+      <w:r>
+        <w:t>39. Documentação e testes</w:t>
+      </w:r>
+    </w:p>
+    <w:p>
+      <w:r>
+        <w:t>Documentação online do projeto:</w:t>
+      </w:r>
+    </w:p>
+    <w:p>
+      <w:pPr>
+        <w:pStyle w:val="ListBullet"/>
+      </w:pPr>
+      <w:r>
+        <w:t>Testes</w:t>
+      </w:r>
+    </w:p>
+    <w:p>
+      <w:r>
+        <w:t>Resultado histórico anterior ao candidato final 2.1.9:</w:t>
+      </w:r>
+    </w:p>
+    <w:p>
+      <w:r>
+        <w:t>Estes resultados não aprovam o candidato atual. A validação final deve</w:t>
+      </w:r>
+    </w:p>
+    <w:p>
+      <w:r>
+        <w:t>identificar os fontes e os hashes dos executáveis.</w:t>
       </w:r>
     </w:p>
     <w:p>
@@ -2482,132 +2666,13 @@
           <w:rFonts w:ascii="Consolas" w:hAnsi="Consolas"/>
           <w:sz w:val="18"/>
         </w:rPr>
-        <w:t>docs/pt-PT/Best_Practices.md</w:t>
-      </w:r>
-    </w:p>
-    <w:p>
-      <w:r>
-        <w:t>Usar para workflows fiáveis: começar por expressões pequenas, confirmar modo</w:t>
-      </w:r>
-    </w:p>
-    <w:p>
-      <w:r>
-        <w:t>angular, validar parenteses, escolher o solver certo, usar TXT para lotes</w:t>
-      </w:r>
-    </w:p>
-    <w:p>
-      <w:r>
-        <w:t>reprodutíveis e evitar comportamento não documentado.</w:t>
-      </w:r>
-    </w:p>
-    <w:p>
-      <w:pPr>
-        <w:pStyle w:val="Heading2"/>
-      </w:pPr>
-      <w:r>
-        <w:t>38. Resolucao de problemas</w:t>
-      </w:r>
-    </w:p>
-    <w:p>
-      <w:r>
-        <w:t>Se uma expressão falhar:</w:t>
-      </w:r>
-    </w:p>
-    <w:p>
-      <w:pPr>
-        <w:pStyle w:val="ListBullet"/>
-      </w:pPr>
-      <w:r>
-        <w:t>verificar parenteses;</w:t>
-      </w:r>
-    </w:p>
-    <w:p>
-      <w:pPr>
-        <w:pStyle w:val="ListBullet"/>
-      </w:pPr>
-      <w:r>
-        <w:t>verificar modo angular;</w:t>
-      </w:r>
-    </w:p>
-    <w:p>
-      <w:pPr>
-        <w:pStyle w:val="ListBullet"/>
-      </w:pPr>
-      <w:r>
-        <w:t>confirmar se deve usar _ para negativo;</w:t>
-      </w:r>
-    </w:p>
-    <w:p>
-      <w:pPr>
-        <w:pStyle w:val="ListBullet"/>
-      </w:pPr>
-      <w:r>
-        <w:t>confirmar se o comando e interativo;</w:t>
-      </w:r>
-    </w:p>
-    <w:p>
-      <w:pPr>
-        <w:pStyle w:val="ListBullet"/>
-      </w:pPr>
-      <w:r>
-        <w:t>testar partes menores da expressão;</w:t>
-      </w:r>
-    </w:p>
-    <w:p>
-      <w:pPr>
-        <w:pStyle w:val="ListBullet"/>
-      </w:pPr>
-      <w:r>
-        <w:t>usar verbose resolution(1);</w:t>
-      </w:r>
-    </w:p>
-    <w:p>
-      <w:pPr>
-        <w:pStyle w:val="ListBullet"/>
-      </w:pPr>
-      <w:r>
-        <w:t>confirmar se a funcionalidade esta documentada e coberta por testes.</w:t>
-      </w:r>
-    </w:p>
-    <w:p>
-      <w:pPr>
-        <w:pStyle w:val="Heading2"/>
-      </w:pPr>
-      <w:r>
-        <w:t>39. Documentação e testes</w:t>
-      </w:r>
-    </w:p>
-    <w:p>
-      <w:pPr>
-        <w:pStyle w:val="NoSpacing"/>
-      </w:pPr>
-      <w:r>
-        <w:rPr>
-          <w:rFonts w:ascii="Consolas" w:hAnsi="Consolas"/>
-          <w:sz w:val="18"/>
-        </w:rPr>
-        <w:t>docs/Testing.md</w:t>
-        <w:br/>
-        <w:t>tests/ATC_AUTOMATED_TEST_CASES.md</w:t>
-        <w:br/>
-        <w:t>tests/ATC_USER_GUIDE_COVERAGE.md</w:t>
-      </w:r>
-    </w:p>
-    <w:p>
-      <w:r>
-        <w:t>Resultado atual validado:</w:t>
-      </w:r>
-    </w:p>
-    <w:p>
-      <w:pPr>
-        <w:pStyle w:val="NoSpacing"/>
-      </w:pPr>
-      <w:r>
-        <w:rPr>
-          <w:rFonts w:ascii="Consolas" w:hAnsi="Consolas"/>
-          <w:sz w:val="18"/>
-        </w:rPr>
-        <w:t>Summary: 374 passed, 0 failed</w:t>
+        <w:t>All: 376 passed, 0 failed</w:t>
+        <w:br/>
+        <w:t>SolverComplex: 14 passed, 0 failed</w:t>
+        <w:br/>
+        <w:t>Txt: 15 passed, 0 failed</w:t>
+        <w:br/>
+        <w:t>Settings: 7 passed, 0 failed</w:t>
       </w:r>
     </w:p>
     <w:p>
@@ -2617,7 +2682,7 @@
     </w:p>
     <w:p>
       <w:r>
-        <w:t>2.1.7.</w:t>
+        <w:t>2.1.9.</w:t>
       </w:r>
     </w:p>
     <w:sectPr>
@@ -3060,7 +3125,7 @@
       <w:rFonts w:asciiTheme="majorHAnsi" w:eastAsiaTheme="majorEastAsia" w:hAnsiTheme="majorHAnsi" w:cstheme="majorBidi"/>
       <w:b/>
       <w:bCs/>
-      <w:color w:val="365F91" w:themeColor="accent1" w:themeShade="BF"/>
+      <w:color w:val="000000"/>
       <w:sz w:val="28"/>
       <w:szCs w:val="28"/>
     </w:rPr>
@@ -3084,7 +3149,7 @@
       <w:rFonts w:asciiTheme="majorHAnsi" w:eastAsiaTheme="majorEastAsia" w:hAnsiTheme="majorHAnsi" w:cstheme="majorBidi"/>
       <w:b/>
       <w:bCs/>
-      <w:color w:val="4F81BD" w:themeColor="accent1"/>
+      <w:color w:val="000000"/>
       <w:sz w:val="26"/>
       <w:szCs w:val="26"/>
     </w:rPr>
@@ -3108,7 +3173,7 @@
       <w:rFonts w:asciiTheme="majorHAnsi" w:eastAsiaTheme="majorEastAsia" w:hAnsiTheme="majorHAnsi" w:cstheme="majorBidi"/>
       <w:b/>
       <w:bCs/>
-      <w:color w:val="4F81BD" w:themeColor="accent1"/>
+      <w:color w:val="000000"/>
     </w:rPr>
   </w:style>
   <w:style w:type="paragraph" w:styleId="Heading4">
@@ -3133,7 +3198,7 @@
       <w:bCs/>
       <w:i/>
       <w:iCs/>
-      <w:color w:val="4F81BD" w:themeColor="accent1"/>
+      <w:color w:val="000000"/>
     </w:rPr>
   </w:style>
   <w:style w:type="paragraph" w:styleId="Heading5">
@@ -3339,15 +3404,12 @@
     <w:qFormat/>
     <w:rsid w:val="00FC693F"/>
     <w:pPr>
-      <w:pBdr>
-        <w:bottom w:val="single" w:sz="8" w:space="4" w:color="4F81BD" w:themeColor="accent1"/>
-      </w:pBdr>
       <w:spacing w:after="300" w:line="240" w:lineRule="auto"/>
       <w:contextualSpacing/>
     </w:pPr>
     <w:rPr>
       <w:rFonts w:asciiTheme="majorHAnsi" w:eastAsiaTheme="majorEastAsia" w:hAnsiTheme="majorHAnsi" w:cstheme="majorBidi"/>
-      <w:color w:val="17365D" w:themeColor="text2" w:themeShade="BF"/>
+      <w:color w:val="000000"/>
       <w:spacing w:val="5"/>
       <w:kern w:val="28"/>
       <w:sz w:val="52"/>
@@ -3386,7 +3448,7 @@
       <w:rFonts w:asciiTheme="majorHAnsi" w:eastAsiaTheme="majorEastAsia" w:hAnsiTheme="majorHAnsi" w:cstheme="majorBidi"/>
       <w:i/>
       <w:iCs/>
-      <w:color w:val="4F81BD" w:themeColor="accent1"/>
+      <w:color w:val="000000"/>
       <w:spacing w:val="15"/>
       <w:sz w:val="24"/>
       <w:szCs w:val="24"/>
